--- a/01_POLICY/EU/Council of European Union/other documents/Index _01Policy_EU_Council_other documents.docx
+++ b/01_POLICY/EU/Council of European Union/other documents/Index _01Policy_EU_Council_other documents.docx
@@ -10,11 +10,6 @@
     <w:p>
       <w:r>
         <w:t>OUTCOME OF PROCEEDINGS Brussels, 10 May 2021 (OR. en) 8396/21 COPS 174 POLMIL 61 CIVCOM 72 EUMC 98 CFSP/PESC 447 CSDP/PSDC 228 HYBRID 24 DISINFO 11 From: To: General Secretariat of the Council Delegations No. prev. doc.: 8280/21 Subject: Council Conclusions on Security and Defence</w:t>
-      </w:r>
-    </w:p>
-    <w:p>
-      <w:r>
-        <w:t>Brussels, 21 March 2022 (OR. en) 7371/22 COPS 130 PROCIV 36 POLMIL 72 ESPACE 27 EUMC 95 POLMAR 26 CSDP/PSDC 155 MARE 24 CFSP/PESC 394 COMAR 23 CIVCOM 50 COMPET 165 RELEX 373 IND 77 JAI 371 RECH 144 HYBRID 27 COTER 79 DISINFO 24 POLGEN 41 CYBER 87 CSC 111 OUTCOME OF PROCEEDINGS From: General Secretariat of the Council To: Delegations Subject: A Strategic Compass for Security and Defence - For a European Union that protects its citizens, values and interests and contributes to international peace and security</w:t>
       </w:r>
     </w:p>
     <w:p>
@@ -34,13 +29,16 @@
     </w:p>
     <w:p>
       <w:r>
-        <w:lastRenderedPageBreak/>
         <w:t>Brussels, 14 December 2022 (OR. en) 15880/22 HYBRID 117 JAIEX 105 DISINFO 104 AUDIO 134 INST 453 DIGIT 235 AG 157 INF 213 PE 149 COSI 322 DATAPROTECT 357 CSDP/PSDC 881 JAI 1658 COPS 601 CYBER 401 POLMIL 306 FREMP 262 PROCIV 153 RELEX 1708 IPCR 118 OUTCOME OF PROCEEDINGS From: General Secretariat of the Council To: Delegations Subject: Implementing guidelines for the Framework for a coordinated EU response to hybrid campaigns</w:t>
       </w:r>
     </w:p>
     <w:p>
       <w:r>
-        <w:t>Brussels, 22 May 2023 (OR. en) 9618/23 COPS 269 JAI 656 POLMIL 123 RELEX 639 CYBER 130 JAIEX 22 HYBRID 31 TELECOM 154 EUMC 230 IPCR 38 CIVCOM 144 PROCIV 35 COPEN 162 COTER 101 COSI 103 DISINFO 34 DATAPROTECT 146 CSC 252 IND 256 CSDP/PSDC 402 RECH 191 CFSP/PESC 748 OUTCOME OF PROCEEDINGS From: General Secretariat of the Council To: Delegations No. prev. doc.: ST 9124/23 COPS 224 POLMIL 104 CYBER 113 HYBRID 20 EUMC 210 CIVCOM 111 COPEN 138 COSI 86 DATAPROTECT 129 IND 232 RECH 173 JAI 574 RELEX 563 JAIEX 16 TELECOM 135 IPCR 31 PROCIV 25 COTER 86 DISINFO 28 CSC 216 CSDP/PSDC 349 CFSP/PESC 674 Subject: Council Conclusions on the EU Policy on Cyber Defence</w:t>
+        <w:t xml:space="preserve">Brussels, 22 May 2023 (OR. en) 9618/23 COPS 269 JAI 656 POLMIL 123 RELEX 639 CYBER 130 JAIEX 22 HYBRID 31 TELECOM 154 EUMC 230 IPCR 38 CIVCOM 144 PROCIV </w:t>
+      </w:r>
+      <w:r>
+        <w:lastRenderedPageBreak/>
+        <w:t>35 COPEN 162 COTER 101 COSI 103 DISINFO 34 DATAPROTECT 146 CSC 252 IND 256 CSDP/PSDC 402 RECH 191 CFSP/PESC 748 OUTCOME OF PROCEEDINGS From: General Secretariat of the Council To: Delegations No. prev. doc.: ST 9124/23 COPS 224 POLMIL 104 CYBER 113 HYBRID 20 EUMC 210 CIVCOM 111 COPEN 138 COSI 86 DATAPROTECT 129 IND 232 RECH 173 JAI 574 RELEX 563 JAIEX 16 TELECOM 135 IPCR 31 PROCIV 25 COTER 86 DISINFO 28 CSC 216 CSDP/PSDC 349 CFSP/PESC 674 Subject: Council Conclusions on the EU Policy on Cyber Defence</w:t>
       </w:r>
     </w:p>
     <w:p>
@@ -65,11 +63,7 @@
     </w:p>
     <w:p>
       <w:r>
-        <w:t xml:space="preserve">Brussels, 16 March 2026 (OR. en) 7349/26 HYBRID 36 DISINFO 26 COPS 149 CYBER 121 JAI 355 RELEX 363 CFSP/PESC 394 AVIATION 47 CIVCOM 62 POLMIL 123 COEST 208 ELARG 36 AG 47 POLMAR 22 TRANS 155 ESPACE 46 EU-GNSS 11 COMPET 330 From: </w:t>
-      </w:r>
-      <w:r>
-        <w:lastRenderedPageBreak/>
-        <w:t>To: General Secretariat of the Council Delegations Subject: Council conclusions on advancing the European Union's capacity to counter hybrid threats</w:t>
+        <w:t>Brussels, 16 March 2026 (OR. en) 7349/26 HYBRID 36 DISINFO 26 COPS 149 CYBER 121 JAI 355 RELEX 363 CFSP/PESC 394 AVIATION 47 CIVCOM 62 POLMIL 123 COEST 208 ELARG 36 AG 47 POLMAR 22 TRANS 155 ESPACE 46 EU-GNSS 11 COMPET 330 From: To: General Secretariat of the Council Delegations Subject: Council conclusions on advancing the European Union's capacity to counter hybrid threats</w:t>
       </w:r>
     </w:p>
     <w:sectPr>
@@ -685,6 +679,7 @@
   <w:style w:type="character" w:default="1" w:styleId="DefaultParagraphFont">
     <w:name w:val="Default Paragraph Font"/>
     <w:uiPriority w:val="1"/>
+    <w:semiHidden/>
     <w:unhideWhenUsed/>
   </w:style>
   <w:style w:type="table" w:default="1" w:styleId="TableNormal">
